--- a/docs/Final.docx
+++ b/docs/Final.docx
@@ -19,105 +19,6 @@
           <w:szCs w:val="32"/>
         </w:rPr>
         <w:t>Final Project: Data Analysis using the Climate dataset, NYC Taxi dataset, Flight prices dataset</w:t>
-      </w:r>
-    </w:p>
-    <w:p>
-      <w:pPr>
-        <w:rPr>
-          <w:sz w:val="32"/>
-          <w:szCs w:val="32"/>
-        </w:rPr>
-      </w:pPr>
-      <w:r>
-        <w:rPr>
-          <w:b/>
-          <w:bCs/>
-          <w:sz w:val="32"/>
-          <w:szCs w:val="32"/>
-        </w:rPr>
-        <w:t>Course:</w:t>
-      </w:r>
-      <w:r>
-        <w:rPr>
-          <w:sz w:val="32"/>
-          <w:szCs w:val="32"/>
-        </w:rPr>
-        <w:t xml:space="preserve"> DBAS 3018/3637 (Database Movement and integration) </w:t>
-      </w:r>
-    </w:p>
-    <w:p>
-      <w:pPr>
-        <w:rPr>
-          <w:sz w:val="32"/>
-          <w:szCs w:val="32"/>
-        </w:rPr>
-      </w:pPr>
-      <w:r>
-        <w:rPr>
-          <w:b/>
-          <w:bCs/>
-          <w:sz w:val="32"/>
-          <w:szCs w:val="32"/>
-        </w:rPr>
-        <w:t>Group members</w:t>
-      </w:r>
-      <w:r>
-        <w:rPr>
-          <w:sz w:val="32"/>
-          <w:szCs w:val="32"/>
-        </w:rPr>
-        <w:t>: Promise Jameson</w:t>
-      </w:r>
-      <w:r>
-        <w:rPr>
-          <w:sz w:val="32"/>
-          <w:szCs w:val="32"/>
-        </w:rPr>
-        <w:t xml:space="preserve"> (</w:t>
-      </w:r>
-      <w:r>
-        <w:rPr>
-          <w:sz w:val="32"/>
-          <w:szCs w:val="32"/>
-        </w:rPr>
-        <w:t>W0481165</w:t>
-      </w:r>
-      <w:r>
-        <w:rPr>
-          <w:sz w:val="32"/>
-          <w:szCs w:val="32"/>
-        </w:rPr>
-        <w:t>)</w:t>
-      </w:r>
-      <w:r>
-        <w:rPr>
-          <w:sz w:val="32"/>
-          <w:szCs w:val="32"/>
-        </w:rPr>
-        <w:t xml:space="preserve">, </w:t>
-      </w:r>
-      <w:proofErr w:type="spellStart"/>
-      <w:r>
-        <w:rPr>
-          <w:sz w:val="32"/>
-          <w:szCs w:val="32"/>
-        </w:rPr>
-        <w:t>Ogungbola</w:t>
-      </w:r>
-      <w:proofErr w:type="spellEnd"/>
-      <w:r>
-        <w:rPr>
-          <w:sz w:val="32"/>
-          <w:szCs w:val="32"/>
-        </w:rPr>
-        <w:t xml:space="preserve"> Joel</w:t>
-      </w:r>
-      <w:r>
-        <w:rPr>
-          <w:sz w:val="32"/>
-          <w:szCs w:val="32"/>
-        </w:rPr>
-        <w:t xml:space="preserve"> (W0497413)</w:t>
       </w:r>
     </w:p>
     <w:p>
@@ -908,79 +809,6 @@
       </w:sdtContent>
     </w:sdt>
     <w:p/>
-    <w:p>
-      <w:pPr>
-        <w:jc w:val="right"/>
-      </w:pPr>
-      <w:r>
-        <w:rPr>
-          <w:b/>
-          <w:bCs/>
-        </w:rPr>
-        <w:t>Student ID</w:t>
-      </w:r>
-      <w:r>
-        <w:rPr>
-          <w:b/>
-          <w:bCs/>
-        </w:rPr>
-        <w:t>’s</w:t>
-      </w:r>
-      <w:r>
-        <w:rPr>
-          <w:b/>
-          <w:bCs/>
-        </w:rPr>
-        <w:t>:</w:t>
-      </w:r>
-      <w:r>
-        <w:t xml:space="preserve"> </w:t>
-      </w:r>
-      <w:r>
-        <w:t>W0481165</w:t>
-      </w:r>
-    </w:p>
-    <w:p>
-      <w:pPr>
-        <w:jc w:val="right"/>
-      </w:pPr>
-      <w:r>
-        <w:t>W0497413</w:t>
-      </w:r>
-    </w:p>
-    <w:p>
-      <w:pPr>
-        <w:jc w:val="right"/>
-      </w:pPr>
-    </w:p>
-    <w:p>
-      <w:pPr>
-        <w:jc w:val="right"/>
-      </w:pPr>
-      <w:r>
-        <w:rPr>
-          <w:b/>
-          <w:bCs/>
-        </w:rPr>
-        <w:t>Date:</w:t>
-      </w:r>
-      <w:r>
-        <w:t xml:space="preserve"> </w:t>
-      </w:r>
-      <w:r>
-        <w:t>December</w:t>
-      </w:r>
-      <w:r>
-        <w:t xml:space="preserve"> </w:t>
-      </w:r>
-      <w:r>
-        <w:t>03</w:t>
-      </w:r>
-      <w:r>
-        <w:t>, 2025</w:t>
-      </w:r>
-    </w:p>
-    <w:p/>
     <w:p/>
     <w:p>
       <w:pPr>
@@ -989,7 +817,6 @@
       <w:bookmarkStart w:id="0" w:name="_Toc214376543"/>
       <w:bookmarkStart w:id="1" w:name="_Toc215746809"/>
       <w:r>
-        <w:lastRenderedPageBreak/>
         <w:t>Introduction</w:t>
       </w:r>
       <w:bookmarkEnd w:id="0"/>
@@ -1042,7 +869,11 @@
         <w:t xml:space="preserve"> </w:t>
       </w:r>
       <w:r>
-        <w:t>ten key managerial insights derived from the Global Climate Change dataset covering the years 2020 to 2025</w:t>
+        <w:t xml:space="preserve">ten key managerial insights derived from the Global Climate Change dataset </w:t>
+      </w:r>
+      <w:r>
+        <w:lastRenderedPageBreak/>
+        <w:t>covering the years 2020 to 2025</w:t>
       </w:r>
       <w:r>
         <w:t>. The tools used were Visual paradigm, and Visual studio code.</w:t>
@@ -1074,7 +905,25 @@
     </w:p>
     <w:p>
       <w:r>
-        <w:t xml:space="preserve">For the analysis part of this project and the ERD, we performed it using the climate dataset, which happens to be the smallest of the datasets we used. It was because of the </w:t>
+        <w:t xml:space="preserve">For the analysis part of this project and the ERD, </w:t>
+      </w:r>
+      <w:r>
+        <w:t>it was</w:t>
+      </w:r>
+      <w:r>
+        <w:t xml:space="preserve"> performed</w:t>
+      </w:r>
+      <w:r>
+        <w:t xml:space="preserve"> </w:t>
+      </w:r>
+      <w:r>
+        <w:t xml:space="preserve">using the climate dataset, which happens to be the smallest of the datasets </w:t>
+      </w:r>
+      <w:r>
+        <w:t>I</w:t>
+      </w:r>
+      <w:r>
+        <w:t xml:space="preserve"> used. It was because of the </w:t>
       </w:r>
       <w:r>
         <w:t>fast-processing</w:t>
@@ -1100,10 +949,22 @@
         <w:t xml:space="preserve"> (3NF)</w:t>
       </w:r>
       <w:r>
-        <w:t>, which aims to eliminate data redundancy by ensuring that all non-key attributes depend only on the primary key, we will decompose the original single table into two linked tables.</w:t>
-      </w:r>
-      <w:r>
-        <w:t xml:space="preserve"> It</w:t>
+        <w:t xml:space="preserve">, which aims to eliminate data redundancy by ensuring that all non-key attributes depend only on the primary key, </w:t>
+      </w:r>
+      <w:r>
+        <w:t>I</w:t>
+      </w:r>
+      <w:r>
+        <w:t xml:space="preserve"> decompose</w:t>
+      </w:r>
+      <w:r>
+        <w:t>d</w:t>
+      </w:r>
+      <w:r>
+        <w:t xml:space="preserve"> the original single table into two linked tables.</w:t>
+      </w:r>
+      <w:r>
+        <w:t xml:space="preserve"> </w:t>
       </w:r>
     </w:p>
     <w:p>
@@ -1131,7 +992,6 @@
     </w:p>
     <w:p>
       <w:r>
-        <w:lastRenderedPageBreak/>
         <w:t> </w:t>
       </w:r>
       <w:r>
@@ -1265,6 +1125,7 @@
     </w:p>
     <w:p>
       <w:r>
+        <w:lastRenderedPageBreak/>
         <w:t>This structure eliminates all partial and transitive dependencies, and ensures each attribute depends only on the key, the whole key, and nothing but the key.</w:t>
       </w:r>
     </w:p>
@@ -1621,7 +1482,6 @@
                 <w:b/>
                 <w:bCs/>
               </w:rPr>
-              <w:lastRenderedPageBreak/>
               <w:t>Field Name</w:t>
             </w:r>
           </w:p>
@@ -2166,7 +2026,6 @@
     </w:p>
     <w:p>
       <w:r>
-        <w:lastRenderedPageBreak/>
         <w:t>Key observations include the wide variation in CO₂ emissions between countries, reflecting the contributions of major emitters like China and the United States, and the relatively small variation in average temperatures across continents. These patterns highlight both global disparities in emissions and the steady rise in temperatures associated with climate change.</w:t>
       </w:r>
     </w:p>
@@ -2420,6 +2279,7 @@
           <w:b/>
           <w:bCs/>
         </w:rPr>
+        <w:lastRenderedPageBreak/>
         <w:t>Some Major C</w:t>
       </w:r>
       <w:r>
@@ -2714,7 +2574,6 @@
         <w:rPr>
           <w:noProof/>
         </w:rPr>
-        <w:lastRenderedPageBreak/>
         <w:drawing>
           <wp:inline distT="0" distB="0" distL="0" distR="0" wp14:anchorId="53572AD6" wp14:editId="41103BB4">
             <wp:extent cx="5943600" cy="3566160"/>
@@ -2808,6 +2667,7 @@
         <w:rPr>
           <w:noProof/>
         </w:rPr>
+        <w:lastRenderedPageBreak/>
         <w:drawing>
           <wp:inline distT="0" distB="0" distL="0" distR="0" wp14:anchorId="1C130588" wp14:editId="5CBB3EA6">
             <wp:extent cx="5943600" cy="3467100"/>
@@ -2858,7 +2718,6 @@
           <w:b/>
           <w:bCs/>
         </w:rPr>
-        <w:lastRenderedPageBreak/>
         <w:t xml:space="preserve">CO₂ Emissions Over Time </w:t>
       </w:r>
       <w:r>
@@ -2943,6 +2802,7 @@
           <w:b/>
           <w:bCs/>
         </w:rPr>
+        <w:lastRenderedPageBreak/>
         <w:t>Average Temperature Over Time</w:t>
       </w:r>
       <w:r>
@@ -3019,7 +2879,6 @@
           <w:b/>
           <w:bCs/>
         </w:rPr>
-        <w:lastRenderedPageBreak/>
         <w:t xml:space="preserve"> Some Observations</w:t>
       </w:r>
     </w:p>
@@ -3152,6 +3011,7 @@
           <w:b/>
           <w:bCs/>
         </w:rPr>
+        <w:lastRenderedPageBreak/>
         <w:t>Europe</w:t>
       </w:r>
       <w:r>
@@ -3289,14 +3149,235 @@
           <w:b/>
           <w:bCs/>
         </w:rPr>
+        <w:t>Rationale:</w:t>
+      </w:r>
+      <w:r>
+        <w:t xml:space="preserve"> </w:t>
+      </w:r>
+      <w:r>
+        <w:t>Identifying top emitters is critical for prioritizing regional climate action.</w:t>
+      </w:r>
+    </w:p>
+    <w:p>
+      <w:r>
+        <w:rPr>
+          <w:b/>
+          <w:bCs/>
+        </w:rPr>
+        <w:t>Answer:</w:t>
+      </w:r>
+      <w:r>
+        <w:t xml:space="preserve"> </w:t>
+      </w:r>
+      <w:r>
+        <w:t>Asia (583.90 Mt) and North America (583.64 Mt) are the highest-emitting continents on average, highlighting them as key regions for interventions such as renewable energy adoption and carbon regulation policies.</w:t>
+      </w:r>
+    </w:p>
+    <w:p/>
+    <w:p>
+      <w:pPr>
+        <w:rPr>
+          <w:b/>
+          <w:bCs/>
+        </w:rPr>
+      </w:pPr>
+      <w:r>
+        <w:rPr>
+          <w:b/>
+          <w:bCs/>
+        </w:rPr>
+        <w:t xml:space="preserve">Q4: </w:t>
+      </w:r>
+      <w:r>
+        <w:rPr>
+          <w:b/>
+          <w:bCs/>
+        </w:rPr>
+        <w:t>How does China’s CO₂ output compare within Asia?</w:t>
+      </w:r>
+    </w:p>
+    <w:p>
+      <w:r>
+        <w:rPr>
+          <w:b/>
+          <w:bCs/>
+        </w:rPr>
+        <w:t>Rationale:</w:t>
+      </w:r>
+      <w:r>
+        <w:t xml:space="preserve"> </w:t>
+      </w:r>
+      <w:r>
+        <w:t>Understanding individual country contributions helps shape regional climate strategies.</w:t>
+      </w:r>
+    </w:p>
+    <w:p>
+      <w:r>
+        <w:rPr>
+          <w:b/>
+          <w:bCs/>
+        </w:rPr>
+        <w:t>Answer:</w:t>
+      </w:r>
+      <w:r>
+        <w:t xml:space="preserve"> </w:t>
+      </w:r>
+      <w:r>
+        <w:t>China accounts for 14.85% of Asia’s total emissions between 2020 and 2025, confirming its dominant role in shaping regional greenhouse gas profiles and the importance of including China in mitigation policies</w:t>
+      </w:r>
+      <w:r>
+        <w:t>.</w:t>
+      </w:r>
+    </w:p>
+    <w:p>
+      <w:pPr>
+        <w:rPr>
+          <w:b/>
+          <w:bCs/>
+        </w:rPr>
+      </w:pPr>
+      <w:r>
+        <w:rPr>
+          <w:b/>
+          <w:bCs/>
+        </w:rPr>
+        <w:t xml:space="preserve">Q5: </w:t>
+      </w:r>
+      <w:r>
+        <w:rPr>
+          <w:b/>
+          <w:bCs/>
+        </w:rPr>
+        <w:t>Which continents experience the highest average temperatures?</w:t>
+      </w:r>
+    </w:p>
+    <w:p>
+      <w:r>
+        <w:rPr>
+          <w:b/>
+          <w:bCs/>
+        </w:rPr>
+        <w:t>Rationale:</w:t>
+      </w:r>
+      <w:r>
+        <w:t xml:space="preserve"> </w:t>
+      </w:r>
+      <w:r>
+        <w:t>Temperature patterns inform climate adaptation and agricultural planning.</w:t>
+      </w:r>
+    </w:p>
+    <w:p>
+      <w:r>
+        <w:rPr>
+          <w:b/>
+          <w:bCs/>
+        </w:rPr>
+        <w:t>Answer:</w:t>
+      </w:r>
+      <w:r>
+        <w:t xml:space="preserve"> </w:t>
+      </w:r>
+      <w:r>
+        <w:t xml:space="preserve">South America records the highest average temperature (22.82°C), followed by Oceania and North America. Elevated temperatures may increase biodiversity stress, </w:t>
+      </w:r>
+    </w:p>
+    <w:p>
+      <w:r>
+        <w:t>pay and benefits packages.</w:t>
+      </w:r>
+    </w:p>
+    <w:p>
+      <w:pPr>
+        <w:rPr>
+          <w:b/>
+          <w:bCs/>
+        </w:rPr>
+      </w:pPr>
+      <w:r>
+        <w:rPr>
+          <w:b/>
+          <w:bCs/>
+        </w:rPr>
         <w:lastRenderedPageBreak/>
+        <w:t>Q6: Which regions are seeing the highest average sea-level rise?</w:t>
+      </w:r>
+    </w:p>
+    <w:p>
+      <w:r>
+        <w:rPr>
+          <w:b/>
+          <w:bCs/>
+        </w:rPr>
+        <w:t xml:space="preserve">Rationale: </w:t>
+      </w:r>
+      <w:r>
+        <w:t>Monitoring sea-level trends is crucial for coastal infrastructure planning and disaster risk management.</w:t>
+      </w:r>
+    </w:p>
+    <w:p>
+      <w:r>
+        <w:rPr>
+          <w:b/>
+          <w:bCs/>
+        </w:rPr>
+        <w:t>Answer:</w:t>
+      </w:r>
+      <w:r>
+        <w:t xml:space="preserve"> </w:t>
+      </w:r>
+      <w:r>
+        <w:t>Africa shows the highest average sea-level rise (3.081 mm), followed by South America and Oceania, indicating urgent need for coastal protection and resilience strategies.</w:t>
+      </w:r>
+    </w:p>
+    <w:p>
+      <w:pPr>
+        <w:rPr>
+          <w:b/>
+          <w:bCs/>
+        </w:rPr>
+      </w:pPr>
+      <w:r>
+        <w:rPr>
+          <w:b/>
+          <w:bCs/>
+        </w:rPr>
+        <w:t>Q</w:t>
+      </w:r>
+      <w:r>
+        <w:rPr>
+          <w:b/>
+          <w:bCs/>
+        </w:rPr>
+        <w:t>7</w:t>
+      </w:r>
+      <w:r>
+        <w:rPr>
+          <w:b/>
+          <w:bCs/>
+        </w:rPr>
+        <w:t xml:space="preserve">: </w:t>
+      </w:r>
+      <w:r>
+        <w:rPr>
+          <w:b/>
+          <w:bCs/>
+        </w:rPr>
+        <w:t>How is climate risk distributed globally?</w:t>
+      </w:r>
+    </w:p>
+    <w:p>
+      <w:r>
+        <w:rPr>
+          <w:b/>
+          <w:bCs/>
+        </w:rPr>
         <w:t>Rationale:</w:t>
       </w:r>
       <w:r>
         <w:t xml:space="preserve"> </w:t>
       </w:r>
       <w:r>
-        <w:t>Identifying top emitters is critical for prioritizing regional climate action.</w:t>
+        <w:t>Understanding the overall risk spectrum guides international climate initiatives.</w:t>
       </w:r>
     </w:p>
     <w:p>
@@ -3311,30 +3392,43 @@
         <w:t xml:space="preserve"> </w:t>
       </w:r>
       <w:r>
-        <w:t>Asia (583.90 Mt) and North America (583.64 Mt) are the highest-emitting continents on average, highlighting them as key regions for interventions such as renewable energy adoption and carbon regulation policies.</w:t>
-      </w:r>
-    </w:p>
-    <w:p/>
-    <w:p>
-      <w:pPr>
-        <w:rPr>
-          <w:b/>
-          <w:bCs/>
-        </w:rPr>
-      </w:pPr>
-      <w:r>
-        <w:rPr>
-          <w:b/>
-          <w:bCs/>
-        </w:rPr>
-        <w:t xml:space="preserve">Q4: </w:t>
-      </w:r>
-      <w:r>
-        <w:rPr>
-          <w:b/>
-          <w:bCs/>
-        </w:rPr>
-        <w:t>How does China’s CO₂ output compare within Asia?</w:t>
+        <w:t>All countries in the dataset fall under the Medium Risk category, with no Low or High-risk entries. This reflects a mid-range vulnerability pattern globally, potentially due to consistent climate stress conditions or normalized data.</w:t>
+      </w:r>
+    </w:p>
+    <w:p>
+      <w:pPr>
+        <w:rPr>
+          <w:b/>
+          <w:bCs/>
+        </w:rPr>
+      </w:pPr>
+      <w:r>
+        <w:rPr>
+          <w:b/>
+          <w:bCs/>
+        </w:rPr>
+        <w:t>Q</w:t>
+      </w:r>
+      <w:r>
+        <w:rPr>
+          <w:b/>
+          <w:bCs/>
+        </w:rPr>
+        <w:t>8</w:t>
+      </w:r>
+      <w:r>
+        <w:rPr>
+          <w:b/>
+          <w:bCs/>
+        </w:rPr>
+        <w:t xml:space="preserve">: </w:t>
+      </w:r>
+      <w:r>
+        <w:rPr>
+          <w:b/>
+          <w:bCs/>
+        </w:rPr>
+        <w:t>How does Asia’s climate risk compare to the global average?</w:t>
       </w:r>
     </w:p>
     <w:p>
@@ -3349,240 +3443,6 @@
         <w:t xml:space="preserve"> </w:t>
       </w:r>
       <w:r>
-        <w:t>Understanding individual country contributions helps shape regional climate strategies.</w:t>
-      </w:r>
-    </w:p>
-    <w:p>
-      <w:r>
-        <w:rPr>
-          <w:b/>
-          <w:bCs/>
-        </w:rPr>
-        <w:t>Answer:</w:t>
-      </w:r>
-      <w:r>
-        <w:t xml:space="preserve"> </w:t>
-      </w:r>
-      <w:r>
-        <w:t>China accounts for 14.85% of Asia’s total emissions between 2020 and 2025, confirming its dominant role in shaping regional greenhouse gas profiles and the importance of including China in mitigation policies</w:t>
-      </w:r>
-      <w:r>
-        <w:t>.</w:t>
-      </w:r>
-    </w:p>
-    <w:p>
-      <w:pPr>
-        <w:rPr>
-          <w:b/>
-          <w:bCs/>
-        </w:rPr>
-      </w:pPr>
-      <w:r>
-        <w:rPr>
-          <w:b/>
-          <w:bCs/>
-        </w:rPr>
-        <w:t xml:space="preserve">Q5: </w:t>
-      </w:r>
-      <w:r>
-        <w:rPr>
-          <w:b/>
-          <w:bCs/>
-        </w:rPr>
-        <w:t>Which continents experience the highest average temperatures?</w:t>
-      </w:r>
-    </w:p>
-    <w:p>
-      <w:r>
-        <w:rPr>
-          <w:b/>
-          <w:bCs/>
-        </w:rPr>
-        <w:t>Rationale:</w:t>
-      </w:r>
-      <w:r>
-        <w:t xml:space="preserve"> </w:t>
-      </w:r>
-      <w:r>
-        <w:t>Temperature patterns inform climate adaptation and agricultural planning.</w:t>
-      </w:r>
-    </w:p>
-    <w:p>
-      <w:r>
-        <w:rPr>
-          <w:b/>
-          <w:bCs/>
-        </w:rPr>
-        <w:t>Answer:</w:t>
-      </w:r>
-      <w:r>
-        <w:t xml:space="preserve"> </w:t>
-      </w:r>
-      <w:r>
-        <w:t xml:space="preserve">South America records the highest average temperature (22.82°C), followed by Oceania and North America. Elevated temperatures may increase biodiversity stress, </w:t>
-      </w:r>
-    </w:p>
-    <w:p>
-      <w:r>
-        <w:t>pay and benefits packages.</w:t>
-      </w:r>
-    </w:p>
-    <w:p>
-      <w:pPr>
-        <w:rPr>
-          <w:b/>
-          <w:bCs/>
-        </w:rPr>
-      </w:pPr>
-      <w:r>
-        <w:rPr>
-          <w:b/>
-          <w:bCs/>
-        </w:rPr>
-        <w:t>Q6: Which regions are seeing the highest average sea-level rise?</w:t>
-      </w:r>
-    </w:p>
-    <w:p>
-      <w:r>
-        <w:rPr>
-          <w:b/>
-          <w:bCs/>
-        </w:rPr>
-        <w:t xml:space="preserve">Rationale: </w:t>
-      </w:r>
-      <w:r>
-        <w:t>Monitoring sea-level trends is crucial for coastal infrastructure planning and disaster risk management.</w:t>
-      </w:r>
-    </w:p>
-    <w:p>
-      <w:r>
-        <w:rPr>
-          <w:b/>
-          <w:bCs/>
-        </w:rPr>
-        <w:t>Answer:</w:t>
-      </w:r>
-      <w:r>
-        <w:t xml:space="preserve"> </w:t>
-      </w:r>
-      <w:r>
-        <w:t>Africa shows the highest average sea-level rise (3.081 mm), followed by South America and Oceania, indicating urgent need for coastal protection and resilience strategies.</w:t>
-      </w:r>
-    </w:p>
-    <w:p>
-      <w:pPr>
-        <w:rPr>
-          <w:b/>
-          <w:bCs/>
-        </w:rPr>
-      </w:pPr>
-      <w:r>
-        <w:rPr>
-          <w:b/>
-          <w:bCs/>
-        </w:rPr>
-        <w:t>Q</w:t>
-      </w:r>
-      <w:r>
-        <w:rPr>
-          <w:b/>
-          <w:bCs/>
-        </w:rPr>
-        <w:t>7</w:t>
-      </w:r>
-      <w:r>
-        <w:rPr>
-          <w:b/>
-          <w:bCs/>
-        </w:rPr>
-        <w:t xml:space="preserve">: </w:t>
-      </w:r>
-      <w:r>
-        <w:rPr>
-          <w:b/>
-          <w:bCs/>
-        </w:rPr>
-        <w:t>How is climate risk distributed globally?</w:t>
-      </w:r>
-    </w:p>
-    <w:p>
-      <w:r>
-        <w:rPr>
-          <w:b/>
-          <w:bCs/>
-        </w:rPr>
-        <w:t>Rationale:</w:t>
-      </w:r>
-      <w:r>
-        <w:t xml:space="preserve"> </w:t>
-      </w:r>
-      <w:r>
-        <w:t>Understanding the overall risk spectrum guides international climate initiatives.</w:t>
-      </w:r>
-    </w:p>
-    <w:p>
-      <w:r>
-        <w:rPr>
-          <w:b/>
-          <w:bCs/>
-        </w:rPr>
-        <w:t>Answer:</w:t>
-      </w:r>
-      <w:r>
-        <w:t xml:space="preserve"> </w:t>
-      </w:r>
-      <w:r>
-        <w:t>All countries in the dataset fall under the Medium Risk category, with no Low or High-risk entries. This reflects a mid-range vulnerability pattern globally, potentially due to consistent climate stress conditions or normalized data.</w:t>
-      </w:r>
-    </w:p>
-    <w:p>
-      <w:pPr>
-        <w:rPr>
-          <w:b/>
-          <w:bCs/>
-        </w:rPr>
-      </w:pPr>
-      <w:r>
-        <w:rPr>
-          <w:b/>
-          <w:bCs/>
-        </w:rPr>
-        <w:t>Q</w:t>
-      </w:r>
-      <w:r>
-        <w:rPr>
-          <w:b/>
-          <w:bCs/>
-        </w:rPr>
-        <w:t>8</w:t>
-      </w:r>
-      <w:r>
-        <w:rPr>
-          <w:b/>
-          <w:bCs/>
-        </w:rPr>
-        <w:t xml:space="preserve">: </w:t>
-      </w:r>
-      <w:r>
-        <w:rPr>
-          <w:b/>
-          <w:bCs/>
-        </w:rPr>
-        <w:t>How does Asia’s climate risk compare to the global average?</w:t>
-      </w:r>
-    </w:p>
-    <w:p>
-      <w:r>
-        <w:rPr>
-          <w:b/>
-          <w:bCs/>
-        </w:rPr>
-        <w:t>Rationale:</w:t>
-      </w:r>
-      <w:r>
-        <w:t xml:space="preserve"> </w:t>
-      </w:r>
-      <w:r>
         <w:t>Comparing regional risk to global benchmarks helps identify areas needing enhanced interventions.</w:t>
       </w:r>
     </w:p>
@@ -3592,7 +3452,6 @@
           <w:b/>
           <w:bCs/>
         </w:rPr>
-        <w:lastRenderedPageBreak/>
         <w:t>Answer:</w:t>
       </w:r>
       <w:r>
@@ -3752,6 +3611,7 @@
       <w:bookmarkStart w:id="14" w:name="_Toc214376550"/>
       <w:bookmarkStart w:id="15" w:name="_Toc215746816"/>
       <w:r>
+        <w:lastRenderedPageBreak/>
         <w:t>Co</w:t>
       </w:r>
       <w:bookmarkEnd w:id="14"/>
@@ -3834,7 +3694,6 @@
     <w:p/>
     <w:p>
       <w:r>
-        <w:lastRenderedPageBreak/>
         <w:t>The comparison focuses on execution time for loading and aggregating data, as well as memory usage before and after processing. The goal is to provide insights into the efficiency and scalability of Pandas versus Spark, helping to determine the most suitable framework for different dataset sizes and types.</w:t>
       </w:r>
     </w:p>
@@ -4281,6 +4140,7 @@
           </w:tcPr>
           <w:p>
             <w:r>
+              <w:lastRenderedPageBreak/>
               <w:t xml:space="preserve">Medium </w:t>
             </w:r>
             <w:r>
@@ -4663,7 +4523,6 @@
         <w:rPr>
           <w:lang w:val="en-CA"/>
         </w:rPr>
-        <w:lastRenderedPageBreak/>
         <w:t xml:space="preserve">For medium-sized datasets like the NYC Taxi dataset, Pandas still performs well but requires significantly more RAM to store the entire dataset in memory, leading to a memory increase of approximately 1.9 GB. </w:t>
       </w:r>
       <w:proofErr w:type="spellStart"/>
@@ -4794,6 +4653,7 @@
           <w:bCs/>
           <w:lang w:val="en-CA"/>
         </w:rPr>
+        <w:lastRenderedPageBreak/>
         <w:t>Pandas:</w:t>
       </w:r>
       <w:r>
@@ -4910,15 +4770,11 @@
       </w:r>
       <w:proofErr w:type="spellEnd"/>
       <w:r>
-        <w:t xml:space="preserve"> advantage in handling big data without overwhelming system memory</w:t>
-      </w:r>
-      <w:r>
-        <w:t>.</w:t>
-      </w:r>
-    </w:p>
-    <w:p>
-      <w:r>
-        <w:lastRenderedPageBreak/>
+        <w:t xml:space="preserve"> advantage in handling big data without overwhelming system memory.</w:t>
+      </w:r>
+    </w:p>
+    <w:p>
+      <w:r>
         <w:t xml:space="preserve">The project also covers 3NF ERD design, data cleansing, Python programming (functions, loops, conditionals, </w:t>
       </w:r>
       <w:proofErr w:type="spellStart"/>
@@ -4971,19 +4827,7 @@
           <w:rPr>
             <w:rStyle w:val="Hyperlink"/>
           </w:rPr>
-          <w:t>https://www.vi</w:t>
-        </w:r>
-        <w:r>
-          <w:rPr>
-            <w:rStyle w:val="Hyperlink"/>
-          </w:rPr>
-          <w:t>s</w:t>
-        </w:r>
-        <w:r>
-          <w:rPr>
-            <w:rStyle w:val="Hyperlink"/>
-          </w:rPr>
-          <w:t>ual-paradigm.com/</w:t>
+          <w:t>https://www.visual-paradigm.com/</w:t>
         </w:r>
       </w:hyperlink>
     </w:p>
@@ -5011,19 +4855,7 @@
           <w:rPr>
             <w:rStyle w:val="Hyperlink"/>
           </w:rPr>
-          <w:t>How to Install Apache Spark on Local Machine: A Step-by-Step Guide for Mac, Linux</w:t>
-        </w:r>
-        <w:r>
-          <w:rPr>
-            <w:rStyle w:val="Hyperlink"/>
-          </w:rPr>
-          <w:t xml:space="preserve"> </w:t>
-        </w:r>
-        <w:r>
-          <w:rPr>
-            <w:rStyle w:val="Hyperlink"/>
-          </w:rPr>
-          <w:t>and Windows Users | by Akshay Goyal | Medium</w:t>
+          <w:t>How to Install Apache Spark on Local Machine: A Step-by-Step Guide for Mac, Linux and Windows Users | by Akshay Goyal | Medium</w:t>
         </w:r>
       </w:hyperlink>
     </w:p>
@@ -5039,10 +4871,7 @@
         <w:t>Dataset for flight prices</w:t>
       </w:r>
       <w:r>
-        <w:t xml:space="preserve"> </w:t>
-      </w:r>
-      <w:r>
-        <w:t>(Dataset retrieved from Kaggle.com)</w:t>
+        <w:t xml:space="preserve"> (Dataset retrieved from Kaggle.com)</w:t>
       </w:r>
       <w:r>
         <w:t xml:space="preserve">: </w:t>
@@ -5052,19 +4881,7 @@
           <w:rPr>
             <w:rStyle w:val="Hyperlink"/>
           </w:rPr>
-          <w:t xml:space="preserve">Flight </w:t>
-        </w:r>
-        <w:r>
-          <w:rPr>
-            <w:rStyle w:val="Hyperlink"/>
-          </w:rPr>
-          <w:t>P</w:t>
-        </w:r>
-        <w:r>
-          <w:rPr>
-            <w:rStyle w:val="Hyperlink"/>
-          </w:rPr>
-          <w:t>rices</w:t>
+          <w:t>Flight Prices</w:t>
         </w:r>
       </w:hyperlink>
     </w:p>
@@ -5093,19 +4910,7 @@
           <w:rPr>
             <w:rStyle w:val="Hyperlink"/>
           </w:rPr>
-          <w:t>Gl</w:t>
-        </w:r>
-        <w:r>
-          <w:rPr>
-            <w:rStyle w:val="Hyperlink"/>
-          </w:rPr>
-          <w:t>o</w:t>
-        </w:r>
-        <w:r>
-          <w:rPr>
-            <w:rStyle w:val="Hyperlink"/>
-          </w:rPr>
-          <w:t>bal Climate Change Data (2020–2025)</w:t>
+          <w:t>Global Climate Change Data (2020–2025)</w:t>
         </w:r>
       </w:hyperlink>
     </w:p>
@@ -5118,32 +4923,14 @@
         </w:numPr>
       </w:pPr>
       <w:r>
-        <w:t xml:space="preserve">Dataset for NYC Taxi </w:t>
-      </w:r>
-      <w:r>
-        <w:t>(Dataset retrieved from Kaggle.com)</w:t>
-      </w:r>
-      <w:r>
-        <w:t xml:space="preserve">: </w:t>
+        <w:t xml:space="preserve">Dataset for NYC Taxi (Dataset retrieved from Kaggle.com): </w:t>
       </w:r>
       <w:hyperlink r:id="rId14" w:history="1">
         <w:r>
           <w:rPr>
             <w:rStyle w:val="Hyperlink"/>
           </w:rPr>
-          <w:t>NYC Yellow Taxi Trip</w:t>
-        </w:r>
-        <w:r>
-          <w:rPr>
-            <w:rStyle w:val="Hyperlink"/>
-          </w:rPr>
-          <w:t xml:space="preserve"> </w:t>
-        </w:r>
-        <w:r>
-          <w:rPr>
-            <w:rStyle w:val="Hyperlink"/>
-          </w:rPr>
-          <w:t>Data</w:t>
+          <w:t>NYC Yellow Taxi Trip Data</w:t>
         </w:r>
       </w:hyperlink>
     </w:p>
@@ -5156,29 +4943,14 @@
         </w:numPr>
       </w:pPr>
       <w:r>
-        <w:t>Array programming with NumPy.</w:t>
-      </w:r>
-      <w:r>
-        <w:t xml:space="preserve"> </w:t>
+        <w:t xml:space="preserve">Array programming with NumPy. </w:t>
       </w:r>
       <w:hyperlink r:id="rId15" w:history="1">
         <w:r>
           <w:rPr>
             <w:rStyle w:val="Hyperlink"/>
           </w:rPr>
-          <w:t>Array programming with N</w:t>
-        </w:r>
-        <w:r>
-          <w:rPr>
-            <w:rStyle w:val="Hyperlink"/>
-          </w:rPr>
-          <w:t>u</w:t>
-        </w:r>
-        <w:r>
-          <w:rPr>
-            <w:rStyle w:val="Hyperlink"/>
-          </w:rPr>
-          <w:t>mPy | Nature</w:t>
+          <w:t>Array programming with NumPy | Nature</w:t>
         </w:r>
       </w:hyperlink>
     </w:p>
@@ -5191,6 +4963,7 @@
         </w:numPr>
       </w:pPr>
       <w:r>
+        <w:lastRenderedPageBreak/>
         <w:t xml:space="preserve">Pandas Documentation: </w:t>
       </w:r>
       <w:hyperlink r:id="rId16" w:history="1">
@@ -5206,33 +4979,7 @@
           <w:rPr>
             <w:rStyle w:val="Hyperlink"/>
           </w:rPr>
-          <w:t xml:space="preserve"> </w:t>
-        </w:r>
-        <w:proofErr w:type="gramStart"/>
-        <w:r>
-          <w:rPr>
-            <w:rStyle w:val="Hyperlink"/>
-          </w:rPr>
-          <w:t>do</w:t>
-        </w:r>
-        <w:r>
-          <w:rPr>
-            <w:rStyle w:val="Hyperlink"/>
-          </w:rPr>
-          <w:t>c</w:t>
-        </w:r>
-        <w:r>
-          <w:rPr>
-            <w:rStyle w:val="Hyperlink"/>
-          </w:rPr>
-          <w:t>umentation — pandas</w:t>
-        </w:r>
-        <w:proofErr w:type="gramEnd"/>
-        <w:r>
-          <w:rPr>
-            <w:rStyle w:val="Hyperlink"/>
-          </w:rPr>
-          <w:t xml:space="preserve"> 2.3.3 documentation</w:t>
+          <w:t xml:space="preserve"> documentation — pandas 2.3.3 documentation</w:t>
         </w:r>
       </w:hyperlink>
     </w:p>
@@ -7536,6 +7283,7 @@
   <w:style w:type="character" w:default="1" w:styleId="DefaultParagraphFont">
     <w:name w:val="Default Paragraph Font"/>
     <w:uiPriority w:val="1"/>
+    <w:semiHidden/>
     <w:unhideWhenUsed/>
   </w:style>
   <w:style w:type="table" w:default="1" w:styleId="TableNormal">
